--- a/governance/MAS_BADGES_7_Level_Syllabus.docx
+++ b/governance/MAS_BADGES_7_Level_Syllabus.docx
@@ -41,7 +41,7 @@
           <w:b/>
           <w:bCs/>
         </w:rPr>
-        <w:t xml:space="preserve">Edition 2.0</w:t>
+        <w:t>Version 1.0</w:t>
       </w:r>
       <w:r>
         <w:t xml:space="preserve"> · Companion to the BADGES Manual </w:t>
@@ -3783,444 +3783,6 @@
           <w:bottom w:val="single" w:color="1E2752" w:sz="6" w:space="1"/>
         </w:pBdr>
         <w:spacing w:after="120" w:before="60"/>
-      </w:pPr>
-    </w:p>
-    <w:p>
-      <w:pPr>
-        <w:pStyle w:val="Heading2"/>
-      </w:pPr>
-      <w:r>
-        <w:t xml:space="preserve">Version control</w:t>
-      </w:r>
-    </w:p>
-    <w:tbl>
-      <w:tblPr>
-        <w:tblW w:type="dxa" w:w="9026"/>
-        <w:tblBorders>
-          <w:top w:val="single" w:color="auto" w:sz="4"/>
-          <w:left w:val="single" w:color="auto" w:sz="4"/>
-          <w:bottom w:val="single" w:color="auto" w:sz="4"/>
-          <w:right w:val="single" w:color="auto" w:sz="4"/>
-          <w:insideH w:val="single" w:color="auto" w:sz="4"/>
-          <w:insideV w:val="single" w:color="auto" w:sz="4"/>
-        </w:tblBorders>
-      </w:tblPr>
-      <w:tblGrid>
-        <w:gridCol w:w="4513"/>
-        <w:gridCol w:w="4513"/>
-      </w:tblGrid>
-      <w:tr>
-        <w:trPr>
-          <w:tblHeader/>
-        </w:trPr>
-        <w:tc>
-          <w:tcPr>
-            <w:tcW w:type="dxa" w:w="4513"/>
-            <w:tcBorders>
-              <w:top w:val="single" w:color="C7CEDD" w:sz="4"/>
-              <w:left w:val="single" w:color="C7CEDD" w:sz="4"/>
-              <w:bottom w:val="single" w:color="C7CEDD" w:sz="4"/>
-              <w:right w:val="single" w:color="C7CEDD" w:sz="4"/>
-            </w:tcBorders>
-            <w:shd w:fill="1E2752" w:val="clear"/>
-            <w:tcMar>
-              <w:top w:type="dxa" w:w="60"/>
-              <w:left w:type="dxa" w:w="110"/>
-              <w:bottom w:type="dxa" w:w="60"/>
-              <w:right w:type="dxa" w:w="110"/>
-            </w:tcMar>
-            <w:vAlign w:val="center"/>
-          </w:tcPr>
-          <w:p>
-            <w:pPr>
-              <w:spacing w:after="0" w:before="0"/>
-            </w:pPr>
-            <w:r>
-              <w:rPr>
-                <w:b/>
-                <w:bCs/>
-                <w:color w:val="FFFFFF"/>
-                <w:sz w:val="19"/>
-                <w:szCs w:val="19"/>
-              </w:rPr>
-              <w:t xml:space="preserve">Field</w:t>
-            </w:r>
-          </w:p>
-        </w:tc>
-        <w:tc>
-          <w:tcPr>
-            <w:tcW w:type="dxa" w:w="4513"/>
-            <w:tcBorders>
-              <w:top w:val="single" w:color="C7CEDD" w:sz="4"/>
-              <w:left w:val="single" w:color="C7CEDD" w:sz="4"/>
-              <w:bottom w:val="single" w:color="C7CEDD" w:sz="4"/>
-              <w:right w:val="single" w:color="C7CEDD" w:sz="4"/>
-            </w:tcBorders>
-            <w:shd w:fill="1E2752" w:val="clear"/>
-            <w:tcMar>
-              <w:top w:type="dxa" w:w="60"/>
-              <w:left w:type="dxa" w:w="110"/>
-              <w:bottom w:type="dxa" w:w="60"/>
-              <w:right w:type="dxa" w:w="110"/>
-            </w:tcMar>
-            <w:vAlign w:val="center"/>
-          </w:tcPr>
-          <w:p>
-            <w:pPr>
-              <w:spacing w:after="0" w:before="0"/>
-            </w:pPr>
-            <w:r>
-              <w:rPr>
-                <w:b/>
-                <w:bCs/>
-                <w:color w:val="FFFFFF"/>
-                <w:sz w:val="19"/>
-                <w:szCs w:val="19"/>
-              </w:rPr>
-              <w:t xml:space="preserve">Value</w:t>
-            </w:r>
-          </w:p>
-        </w:tc>
-      </w:tr>
-      <w:tr>
-        <w:trPr>
-          <w:tblHeader w:val="false"/>
-        </w:trPr>
-        <w:tc>
-          <w:tcPr>
-            <w:tcW w:type="dxa" w:w="4513"/>
-            <w:tcBorders>
-              <w:top w:val="single" w:color="C7CEDD" w:sz="4"/>
-              <w:left w:val="single" w:color="C7CEDD" w:sz="4"/>
-              <w:bottom w:val="single" w:color="C7CEDD" w:sz="4"/>
-              <w:right w:val="single" w:color="C7CEDD" w:sz="4"/>
-            </w:tcBorders>
-            <w:shd w:fill="FFFFFF" w:val="clear"/>
-            <w:tcMar>
-              <w:top w:type="dxa" w:w="60"/>
-              <w:left w:type="dxa" w:w="110"/>
-              <w:bottom w:type="dxa" w:w="60"/>
-              <w:right w:type="dxa" w:w="110"/>
-            </w:tcMar>
-            <w:vAlign w:val="center"/>
-          </w:tcPr>
-          <w:p>
-            <w:pPr>
-              <w:spacing w:after="0" w:before="0"/>
-            </w:pPr>
-            <w:r>
-              <w:rPr>
-                <w:sz w:val="19"/>
-                <w:szCs w:val="19"/>
-              </w:rPr>
-              <w:t xml:space="preserve">Document</w:t>
-            </w:r>
-          </w:p>
-        </w:tc>
-        <w:tc>
-          <w:tcPr>
-            <w:tcW w:type="dxa" w:w="4513"/>
-            <w:tcBorders>
-              <w:top w:val="single" w:color="C7CEDD" w:sz="4"/>
-              <w:left w:val="single" w:color="C7CEDD" w:sz="4"/>
-              <w:bottom w:val="single" w:color="C7CEDD" w:sz="4"/>
-              <w:right w:val="single" w:color="C7CEDD" w:sz="4"/>
-            </w:tcBorders>
-            <w:shd w:fill="FFFFFF" w:val="clear"/>
-            <w:tcMar>
-              <w:top w:type="dxa" w:w="60"/>
-              <w:left w:type="dxa" w:w="110"/>
-              <w:bottom w:type="dxa" w:w="60"/>
-              <w:right w:type="dxa" w:w="110"/>
-            </w:tcMar>
-            <w:vAlign w:val="center"/>
-          </w:tcPr>
-          <w:p>
-            <w:pPr>
-              <w:spacing w:after="0" w:before="0"/>
-            </w:pPr>
-            <w:r>
-              <w:rPr>
-                <w:sz w:val="19"/>
-                <w:szCs w:val="19"/>
-              </w:rPr>
-              <w:t xml:space="preserve">BADGES 7-Level Swimming Syllabus</w:t>
-            </w:r>
-          </w:p>
-        </w:tc>
-      </w:tr>
-      <w:tr>
-        <w:trPr>
-          <w:tblHeader w:val="false"/>
-        </w:trPr>
-        <w:tc>
-          <w:tcPr>
-            <w:tcW w:type="dxa" w:w="4513"/>
-            <w:tcBorders>
-              <w:top w:val="single" w:color="C7CEDD" w:sz="4"/>
-              <w:left w:val="single" w:color="C7CEDD" w:sz="4"/>
-              <w:bottom w:val="single" w:color="C7CEDD" w:sz="4"/>
-              <w:right w:val="single" w:color="C7CEDD" w:sz="4"/>
-            </w:tcBorders>
-            <w:shd w:fill="F2F4F8" w:val="clear"/>
-            <w:tcMar>
-              <w:top w:type="dxa" w:w="60"/>
-              <w:left w:type="dxa" w:w="110"/>
-              <w:bottom w:type="dxa" w:w="60"/>
-              <w:right w:type="dxa" w:w="110"/>
-            </w:tcMar>
-            <w:vAlign w:val="center"/>
-          </w:tcPr>
-          <w:p>
-            <w:pPr>
-              <w:spacing w:after="0" w:before="0"/>
-            </w:pPr>
-            <w:r>
-              <w:rPr>
-                <w:sz w:val="19"/>
-                <w:szCs w:val="19"/>
-              </w:rPr>
-              <w:t xml:space="preserve">Edition</w:t>
-            </w:r>
-          </w:p>
-        </w:tc>
-        <w:tc>
-          <w:tcPr>
-            <w:tcW w:type="dxa" w:w="4513"/>
-            <w:tcBorders>
-              <w:top w:val="single" w:color="C7CEDD" w:sz="4"/>
-              <w:left w:val="single" w:color="C7CEDD" w:sz="4"/>
-              <w:bottom w:val="single" w:color="C7CEDD" w:sz="4"/>
-              <w:right w:val="single" w:color="C7CEDD" w:sz="4"/>
-            </w:tcBorders>
-            <w:shd w:fill="F2F4F8" w:val="clear"/>
-            <w:tcMar>
-              <w:top w:type="dxa" w:w="60"/>
-              <w:left w:type="dxa" w:w="110"/>
-              <w:bottom w:type="dxa" w:w="60"/>
-              <w:right w:type="dxa" w:w="110"/>
-            </w:tcMar>
-            <w:vAlign w:val="center"/>
-          </w:tcPr>
-          <w:p>
-            <w:pPr>
-              <w:spacing w:after="0" w:before="0"/>
-            </w:pPr>
-            <w:r>
-              <w:rPr>
-                <w:sz w:val="19"/>
-                <w:szCs w:val="19"/>
-              </w:rPr>
-              <w:t xml:space="preserve">2.0 (extracted from Swim Badges Program Manual v1.4, Appendix A + §12, as a standalone instrument)</w:t>
-            </w:r>
-          </w:p>
-        </w:tc>
-      </w:tr>
-      <w:tr>
-        <w:trPr>
-          <w:tblHeader w:val="false"/>
-        </w:trPr>
-        <w:tc>
-          <w:tcPr>
-            <w:tcW w:type="dxa" w:w="4513"/>
-            <w:tcBorders>
-              <w:top w:val="single" w:color="C7CEDD" w:sz="4"/>
-              <w:left w:val="single" w:color="C7CEDD" w:sz="4"/>
-              <w:bottom w:val="single" w:color="C7CEDD" w:sz="4"/>
-              <w:right w:val="single" w:color="C7CEDD" w:sz="4"/>
-            </w:tcBorders>
-            <w:shd w:fill="FFFFFF" w:val="clear"/>
-            <w:tcMar>
-              <w:top w:type="dxa" w:w="60"/>
-              <w:left w:type="dxa" w:w="110"/>
-              <w:bottom w:type="dxa" w:w="60"/>
-              <w:right w:type="dxa" w:w="110"/>
-            </w:tcMar>
-            <w:vAlign w:val="center"/>
-          </w:tcPr>
-          <w:p>
-            <w:pPr>
-              <w:spacing w:after="0" w:before="0"/>
-            </w:pPr>
-            <w:r>
-              <w:rPr>
-                <w:sz w:val="19"/>
-                <w:szCs w:val="19"/>
-              </w:rPr>
-              <w:t xml:space="preserve">Custodian</w:t>
-            </w:r>
-          </w:p>
-        </w:tc>
-        <w:tc>
-          <w:tcPr>
-            <w:tcW w:type="dxa" w:w="4513"/>
-            <w:tcBorders>
-              <w:top w:val="single" w:color="C7CEDD" w:sz="4"/>
-              <w:left w:val="single" w:color="C7CEDD" w:sz="4"/>
-              <w:bottom w:val="single" w:color="C7CEDD" w:sz="4"/>
-              <w:right w:val="single" w:color="C7CEDD" w:sz="4"/>
-            </w:tcBorders>
-            <w:shd w:fill="FFFFFF" w:val="clear"/>
-            <w:tcMar>
-              <w:top w:type="dxa" w:w="60"/>
-              <w:left w:type="dxa" w:w="110"/>
-              <w:bottom w:type="dxa" w:w="60"/>
-              <w:right w:type="dxa" w:w="110"/>
-            </w:tcMar>
-            <w:vAlign w:val="center"/>
-          </w:tcPr>
-          <w:p>
-            <w:pPr>
-              <w:spacing w:after="0" w:before="0"/>
-            </w:pPr>
-            <w:r>
-              <w:rPr>
-                <w:sz w:val="19"/>
-                <w:szCs w:val="19"/>
-              </w:rPr>
-              <w:t xml:space="preserve">MAS Coaching &amp; Technical Board</w:t>
-            </w:r>
-          </w:p>
-        </w:tc>
-      </w:tr>
-      <w:tr>
-        <w:trPr>
-          <w:tblHeader w:val="false"/>
-        </w:trPr>
-        <w:tc>
-          <w:tcPr>
-            <w:tcW w:type="dxa" w:w="4513"/>
-            <w:tcBorders>
-              <w:top w:val="single" w:color="C7CEDD" w:sz="4"/>
-              <w:left w:val="single" w:color="C7CEDD" w:sz="4"/>
-              <w:bottom w:val="single" w:color="C7CEDD" w:sz="4"/>
-              <w:right w:val="single" w:color="C7CEDD" w:sz="4"/>
-            </w:tcBorders>
-            <w:shd w:fill="F2F4F8" w:val="clear"/>
-            <w:tcMar>
-              <w:top w:type="dxa" w:w="60"/>
-              <w:left w:type="dxa" w:w="110"/>
-              <w:bottom w:type="dxa" w:w="60"/>
-              <w:right w:type="dxa" w:w="110"/>
-            </w:tcMar>
-            <w:vAlign w:val="center"/>
-          </w:tcPr>
-          <w:p>
-            <w:pPr>
-              <w:spacing w:after="0" w:before="0"/>
-            </w:pPr>
-            <w:r>
-              <w:rPr>
-                <w:sz w:val="19"/>
-                <w:szCs w:val="19"/>
-              </w:rPr>
-              <w:t xml:space="preserve">Change route</w:t>
-            </w:r>
-          </w:p>
-        </w:tc>
-        <w:tc>
-          <w:tcPr>
-            <w:tcW w:type="dxa" w:w="4513"/>
-            <w:tcBorders>
-              <w:top w:val="single" w:color="C7CEDD" w:sz="4"/>
-              <w:left w:val="single" w:color="C7CEDD" w:sz="4"/>
-              <w:bottom w:val="single" w:color="C7CEDD" w:sz="4"/>
-              <w:right w:val="single" w:color="C7CEDD" w:sz="4"/>
-            </w:tcBorders>
-            <w:shd w:fill="F2F4F8" w:val="clear"/>
-            <w:tcMar>
-              <w:top w:type="dxa" w:w="60"/>
-              <w:left w:type="dxa" w:w="110"/>
-              <w:bottom w:type="dxa" w:w="60"/>
-              <w:right w:type="dxa" w:w="110"/>
-            </w:tcMar>
-            <w:vAlign w:val="center"/>
-          </w:tcPr>
-          <w:p>
-            <w:pPr>
-              <w:spacing w:after="0" w:before="0"/>
-            </w:pPr>
-            <w:r>
-              <w:rPr>
-                <w:sz w:val="19"/>
-                <w:szCs w:val="19"/>
-              </w:rPr>
-              <w:t xml:space="preserve">Proposed by Chief Examiner / Chairperson → approved by Coaching Panel → ratified by MAS Board</w:t>
-            </w:r>
-          </w:p>
-        </w:tc>
-      </w:tr>
-      <w:tr>
-        <w:trPr>
-          <w:tblHeader w:val="false"/>
-        </w:trPr>
-        <w:tc>
-          <w:tcPr>
-            <w:tcW w:type="dxa" w:w="4513"/>
-            <w:tcBorders>
-              <w:top w:val="single" w:color="C7CEDD" w:sz="4"/>
-              <w:left w:val="single" w:color="C7CEDD" w:sz="4"/>
-              <w:bottom w:val="single" w:color="C7CEDD" w:sz="4"/>
-              <w:right w:val="single" w:color="C7CEDD" w:sz="4"/>
-            </w:tcBorders>
-            <w:shd w:fill="FFFFFF" w:val="clear"/>
-            <w:tcMar>
-              <w:top w:type="dxa" w:w="60"/>
-              <w:left w:type="dxa" w:w="110"/>
-              <w:bottom w:type="dxa" w:w="60"/>
-              <w:right w:type="dxa" w:w="110"/>
-            </w:tcMar>
-            <w:vAlign w:val="center"/>
-          </w:tcPr>
-          <w:p>
-            <w:pPr>
-              <w:spacing w:after="0" w:before="0"/>
-            </w:pPr>
-            <w:r>
-              <w:rPr>
-                <w:sz w:val="19"/>
-                <w:szCs w:val="19"/>
-              </w:rPr>
-              <w:t xml:space="preserve">Referenced by</w:t>
-            </w:r>
-          </w:p>
-        </w:tc>
-        <w:tc>
-          <w:tcPr>
-            <w:tcW w:type="dxa" w:w="4513"/>
-            <w:tcBorders>
-              <w:top w:val="single" w:color="C7CEDD" w:sz="4"/>
-              <w:left w:val="single" w:color="C7CEDD" w:sz="4"/>
-              <w:bottom w:val="single" w:color="C7CEDD" w:sz="4"/>
-              <w:right w:val="single" w:color="C7CEDD" w:sz="4"/>
-            </w:tcBorders>
-            <w:shd w:fill="FFFFFF" w:val="clear"/>
-            <w:tcMar>
-              <w:top w:type="dxa" w:w="60"/>
-              <w:left w:type="dxa" w:w="110"/>
-              <w:bottom w:type="dxa" w:w="60"/>
-              <w:right w:type="dxa" w:w="110"/>
-            </w:tcMar>
-            <w:vAlign w:val="center"/>
-          </w:tcPr>
-          <w:p>
-            <w:pPr>
-              <w:spacing w:after="0" w:before="0"/>
-            </w:pPr>
-            <w:r>
-              <w:rPr>
-                <w:sz w:val="19"/>
-                <w:szCs w:val="19"/>
-              </w:rPr>
-              <w:t xml:space="preserve">BADGES Manual · Teaching System Handbook · Assessment System Handbook · Instructor Certification Course Guide · Examiner Certification Course Guide · BADGES Platform Portal</w:t>
-            </w:r>
-          </w:p>
-        </w:tc>
-      </w:tr>
-    </w:tbl>
-    <w:p>
-      <w:pPr>
-        <w:spacing w:after="120"/>
       </w:pPr>
     </w:p>
     <w:sectPr>
